--- a/projects/valuepickr-open-screen/docs/GNG Electronics Ltd (EBGNG).docx
+++ b/projects/valuepickr-open-screen/docs/GNG Electronics Ltd (EBGNG).docx
@@ -32,7 +32,7 @@
           <w:sz w:val="22"/>
           <w:szCs w:val="22"/>
         </w:rPr>
-        <w:t xml:space="preserve">India's largest laptop/desktop refurbisher (Electronics Bazaar) with genuinely strong growth and returns (25.99% revenue CAGR vs 4.54% industry, ROE ~27-35%, ROCE ~20%), but a rich ~54x P/E and D/E near 2x temper the case.</w:t>
+        <w:t xml:space="preserve">India's largest laptop/desktop refurbisher (Electronics Bazaar) riding genuine structural tailwinds (memory-chip shortage, Windows 10 EOL refresh, e-waste rules) with a beat-not-missed FY26 growth guide, but FY26 operating cash flow swung sharply negative (screener: CFO -Rs 215 Cr vs +Rs 25 Cr FY25) on an inventory/receivables build, and a promoter-entity social-media allegation (refuted by the company, unverified) adds a fresh governance question mark.</w:t>
       </w:r>
     </w:p>
     <w:p>
@@ -49,7 +49,7 @@
         <w:spacing w:after="120"/>
       </w:pPr>
       <w:r>
-        <w:t xml:space="preserve">GNG Electronics operates under the Electronics Bazaar brand as India's largest refurbisher of laptops and desktops and one of the largest ICT-device refurbishers globally - refurbishing/repairing/reselling laptops, desktops, tablets, servers, smartphones and mobile workstations, plus IT Asset Disposition (ITAD) and e-waste management services. Seeded via untrusted X triage (@JakeraChoudhury, Sept 2026) as a bullish, medium-conviction view.</w:t>
+        <w:t xml:space="preserve">GNG Electronics operates under the Electronics Bazaar brand as India's largest refurbisher of laptops and desktops and one of the largest ICT-device refurbishers globally - refurbishing/repairing/reselling laptops, desktops, tablets, servers, smartphones and mobile workstations, plus IT Asset Disposition (ITAD) and e-waste management services. 11 factories (8 in UAE/Sharjah, 2 in Mumbai, 1 in US) with ~150,000 units/month capacity, running at only ~40% utilisation. Seeded via untrusted X triage (@JakeraChoudhury, Sept 2026) as a bullish, medium-conviction view.</w:t>
       </w:r>
     </w:p>
     <w:p>
@@ -99,7 +99,7 @@
           </w:tcPr>
           <w:p>
             <w:r>
-              <w:t xml:space="preserve">~Rs 7,749 Cr</w:t>
+              <w:t xml:space="preserve">~Rs 8,015 Cr (price ~Rs 703, 18-Sep-2026)</w:t>
             </w:r>
           </w:p>
         </w:tc>
@@ -126,7 +126,34 @@
           </w:tcPr>
           <w:p>
             <w:r>
-              <w:t xml:space="preserve">~Rs 239 - Rs 705</w:t>
+              <w:t xml:space="preserve">~Rs 239 - Rs 712</w:t>
+            </w:r>
+          </w:p>
+        </w:tc>
+      </w:tr>
+      <w:tr>
+        <w:tc>
+          <w:tcPr>
+            <w:tcW w:type="dxa" w:w="3200"/>
+            <w:shd w:fill="F2F2F2" w:val="clear"/>
+          </w:tcPr>
+          <w:p>
+            <w:r>
+              <w:rPr>
+                <w:b/>
+                <w:bCs/>
+              </w:rPr>
+              <w:t xml:space="preserve">FY26 revenue / PAT growth</w:t>
+            </w:r>
+          </w:p>
+        </w:tc>
+        <w:tc>
+          <w:tcPr>
+            <w:tcW w:type="dxa" w:w="5800"/>
+          </w:tcPr>
+          <w:p>
+            <w:r>
+              <w:t xml:space="preserve">Revenue +34% YoY to Rs 1,891 Cr; PAT +91% YoY to Rs 132 Cr (best-ever year)</w:t>
             </w:r>
           </w:p>
         </w:tc>
@@ -153,34 +180,7 @@
           </w:tcPr>
           <w:p>
             <w:r>
-              <w:t xml:space="preserve">ROE ~27-35% (sources vary); ROCE ~20%</w:t>
-            </w:r>
-          </w:p>
-        </w:tc>
-      </w:tr>
-      <w:tr>
-        <w:tc>
-          <w:tcPr>
-            <w:tcW w:type="dxa" w:w="3200"/>
-            <w:shd w:fill="F2F2F2" w:val="clear"/>
-          </w:tcPr>
-          <w:p>
-            <w:r>
-              <w:rPr>
-                <w:b/>
-                <w:bCs/>
-              </w:rPr>
-              <w:t xml:space="preserve">Revenue growth</w:t>
-            </w:r>
-          </w:p>
-        </w:tc>
-        <w:tc>
-          <w:tcPr>
-            <w:tcW w:type="dxa" w:w="5800"/>
-          </w:tcPr>
-          <w:p>
-            <w:r>
-              <w:t xml:space="preserve">Revenue CAGR ~25.99% vs industry median ~4.54%</w:t>
+              <w:t xml:space="preserve">ROCE ~20-21% FY23-25 (screener); FY26 ROCE not cleanly separable post-IPO equity infusion (Jul-2025)</w:t>
             </w:r>
           </w:p>
         </w:tc>
@@ -207,7 +207,7 @@
           </w:tcPr>
           <w:p>
             <w:r>
-              <w:t xml:space="preserve">~1.97 - meaningfully leveraged</w:t>
+              <w:t xml:space="preserve">Net debt Rs 300 Cr (Mar-2026), down from Rs 466 Cr (Dec-2025) and a Rs 390 Cr pre-IPO peak; still meaningfully leveraged for the working-capital intensity of the model</w:t>
             </w:r>
           </w:p>
         </w:tc>
@@ -234,7 +234,34 @@
           </w:tcPr>
           <w:p>
             <w:r>
-              <w:t xml:space="preserve">P/E ~54.4x; Book value ~Rs 66.5/share</w:t>
+              <w:t xml:space="preserve">Trailing P/E ~54-60x depending on basis (mcap/FY26 PAT ≈ 61x; some trackers cite ~39-55x on differing trailing windows); forward (FY28) P/E cited in the high-20s by one analyst</w:t>
+            </w:r>
+          </w:p>
+        </w:tc>
+      </w:tr>
+      <w:tr>
+        <w:tc>
+          <w:tcPr>
+            <w:tcW w:type="dxa" w:w="3200"/>
+            <w:shd w:fill="F2F2F2" w:val="clear"/>
+          </w:tcPr>
+          <w:p>
+            <w:r>
+              <w:rPr>
+                <w:b/>
+                <w:bCs/>
+              </w:rPr>
+              <w:t xml:space="preserve">FY27 guidance</w:t>
+            </w:r>
+          </w:p>
+        </w:tc>
+        <w:tc>
+          <w:tcPr>
+            <w:tcW w:type="dxa" w:w="5800"/>
+          </w:tcPr>
+          <w:p>
+            <w:r>
+              <w:t xml:space="preserve">Management guided ~25% revenue growth, EBITDA margin ~11.5% (from 10.6% FY26), PAT margin +~50bps</w:t>
             </w:r>
           </w:p>
         </w:tc>
@@ -250,7 +277,7 @@
         <w:spacing w:after="120"/>
       </w:pPr>
       <w:r>
-        <w:t xml:space="preserve">GNG's operating numbers are genuinely strong: revenue has compounded at ~26% versus a ~4.5% industry median, with high ROE (~27-35%) and a solid ROCE (~20%). This is a real structural theme (circular-economy/refurbished-electronics + ITAD, benefiting from affordability demand and global e-waste growth) with GNG holding scale leadership in India. The two counterweights are a debt/equity ratio near 2x - refurbishing is working-capital/inventory-heavy, so this leverage is a genuine balance-sheet risk, not just a rounding issue - and a rich ~54.4x trailing P/E that already prices in a good chunk of the growth story.</w:t>
+        <w:t xml:space="preserve">GNG's headline operating numbers remain genuinely strong and, on this pass, partly get stronger: FY26 revenue grew 34% YoY to Rs 1,891 Cr and PAT nearly doubled (+91%) to Rs 132 Cr, beating the 20-25% growth guidance management gave mid-year - a real guidance-credibility positive for a company barely a year past its July-2025 IPO. The structural tailwind is also more concretely evidenced than the original write-up captured: a global memory-chip shortage has pushed new-laptop prices up 40-57%, Windows 10 end-of-support is driving a corporate refresh cycle, and India's e-waste rules (stepping to 80% recycling by FY28) plus the EU's Right to Repair directive both favour refurbished/ITAD players structurally. Set against this, the original light-pass caution on free cash flow is now independently corroborated rather than resolved: screener.in shows FY26 operating cash flow swinging to -Rs 215 Cr (from +Rs 25 Cr FY25, +Rs 97 Cr FY24) as inventory rose from Rs 490 Cr to Rs 743 Cr and receivables from Rs 66 Cr to Rs 406 Cr (new distributor tie-ups with Ingram Micro/Supertron carry 30-45 day credit terms vs GNG's historic ~17-day terms) - a genuine, sizeable cash absorption, not a rounding effect, and one independent analyst flags historical operating-cash-conversion averaging just 3-36% of reported profit. Management did reduce net debt from Rs 466 Cr (Dec-2025) to Rs 300 Cr by Mar-2026 and says no capital raise is needed before FY29, but the underlying cash-conversion quality remains the key monitorable. A second new item this pass: the company publicly refuted social-media claims alleging the Electronics Bazaar brand disproportionately benefits a promoter-linked entity (Kay Kay Overseas Corporation) rather than GNG and its subsidiaries - unverified and refuted, but a fresh related-party-adjacent governance question mark that did not exist in the prior light pass.</w:t>
       </w:r>
     </w:p>
     <w:p>
@@ -259,32 +286,22 @@
         <w:spacing w:after="120" w:before="280"/>
       </w:pPr>
       <w:r>
-        <w:t xml:space="preserve">Technical Read (Weekly / Monthly MACD + Bollinger Bands, or RSI/CCI/Williams %R proxy)</w:t>
-      </w:r>
-    </w:p>
-    <w:p>
-      <w:pPr>
-        <w:spacing w:after="120"/>
-      </w:pPr>
-      <w:r>
-        <w:t xml:space="preserve">52-week range Rs 239-705 - the stock has nearly tripled off its low over the past year, reflecting the strong growth narrative already being recognised by the market.</w:t>
-      </w:r>
-    </w:p>
-    <w:p>
-      <w:pPr>
-        <w:pStyle w:val="Heading1"/>
-        <w:spacing w:after="120" w:before="280"/>
-      </w:pPr>
-      <w:r>
-        <w:t xml:space="preserve">ValuePickr Community Signal</w:t>
-      </w:r>
-    </w:p>
-    <w:p>
-      <w:pPr>
-        <w:spacing w:after="120"/>
-      </w:pPr>
-      <w:r>
-        <w:t xml:space="preserve">No forum thread read this pass (topic_id null); assessment is web/filings-based only.</w:t>
+        <w:t xml:space="preserve">Deep-Dive: Primary Documents (Annual Reports, Quarterly Results, Exchange Filings)</w:t>
+      </w:r>
+    </w:p>
+    <w:p>
+      <w:pPr>
+        <w:spacing w:after="120"/>
+      </w:pPr>
+      <w:r>
+        <w:rPr>
+          <w:i/>
+          <w:iCs/>
+          <w:color w:val="666666"/>
+          <w:sz w:val="18"/>
+          <w:szCs w:val="18"/>
+        </w:rPr>
+        <w:t xml:space="preserve">Pass 1 — 2026-09-19. Built from the company's own filings (3 years of annual reports, ~4 quarters of results/concalls, and 6 months of BSE/NSE announcements), read via the web — a deeper layer than the forum-sentiment read below.</w:t>
       </w:r>
     </w:p>
     <w:p>
@@ -298,14 +315,527 @@
           <w:sz w:val="20"/>
           <w:szCs w:val="20"/>
         </w:rPr>
-        <w:t xml:space="preserve">High-conviction call from a top contributor: </w:t>
-      </w:r>
-      <w:r>
-        <w:rPr>
+        <w:t xml:space="preserve">Sources reviewed this pass:</w:t>
+      </w:r>
+    </w:p>
+    <w:p>
+      <w:pPr>
+        <w:pStyle w:val="ListParagraph"/>
+        <w:numPr>
+          <w:ilvl w:val="0"/>
+          <w:numId w:val="1"/>
+        </w:numPr>
+        <w:spacing w:after="60"/>
+      </w:pPr>
+      <w:r>
+        <w:t xml:space="preserve">WebSearch: GNG Electronics Q1 FY27 results (sahi.com, whalesbook, equitybulls, scanx.trade)</w:t>
+      </w:r>
+    </w:p>
+    <w:p>
+      <w:pPr>
+        <w:pStyle w:val="ListParagraph"/>
+        <w:numPr>
+          <w:ilvl w:val="0"/>
+          <w:numId w:val="1"/>
+        </w:numPr>
+        <w:spacing w:after="60"/>
+      </w:pPr>
+      <w:r>
+        <w:t xml:space="preserve">WebSearch: GNG Electronics FY26 annual report / cash flow / working capital (screener.in, trendlyne, scanx.trade)</w:t>
+      </w:r>
+    </w:p>
+    <w:p>
+      <w:pPr>
+        <w:pStyle w:val="ListParagraph"/>
+        <w:numPr>
+          <w:ilvl w:val="0"/>
+          <w:numId w:val="1"/>
+        </w:numPr>
+        <w:spacing w:after="60"/>
+      </w:pPr>
+      <w:r>
+        <w:t xml:space="preserve">WebSearch: GNG Electronics IPO / concall guidance 2026 (chittorgarh, whalesbook, fiidiipro)</w:t>
+      </w:r>
+    </w:p>
+    <w:p>
+      <w:pPr>
+        <w:pStyle w:val="ListParagraph"/>
+        <w:numPr>
+          <w:ilvl w:val="0"/>
+          <w:numId w:val="1"/>
+        </w:numPr>
+        <w:spacing w:after="60"/>
+      </w:pPr>
+      <w:r>
+        <w:t xml:space="preserve">WebSearch: GNG Electronics BSE/NSE announcements 2026 (trendlyne, tickertape, business-standard)</w:t>
+      </w:r>
+    </w:p>
+    <w:p>
+      <w:pPr>
+        <w:pStyle w:val="ListParagraph"/>
+        <w:numPr>
+          <w:ilvl w:val="0"/>
+          <w:numId w:val="1"/>
+        </w:numPr>
+        <w:spacing w:after="60"/>
+      </w:pPr>
+      <w:r>
+        <w:t xml:space="preserve">WebSearch: GNG Electronics allegations / short-seller / CARE rating (whalesbook)</w:t>
+      </w:r>
+    </w:p>
+    <w:p>
+      <w:pPr>
+        <w:pStyle w:val="ListParagraph"/>
+        <w:numPr>
+          <w:ilvl w:val="0"/>
+          <w:numId w:val="1"/>
+        </w:numPr>
+        <w:spacing w:after="60"/>
+      </w:pPr>
+      <w:r>
+        <w:t xml:space="preserve">WebSearch: GNG Electronics FY26 net debt / inventory / receivables / working capital days (motilaloswal PDF listing, whalesbook, hvinvesting substack, scanx.trade)</w:t>
+      </w:r>
+    </w:p>
+    <w:p>
+      <w:pPr>
+        <w:pStyle w:val="ListParagraph"/>
+        <w:numPr>
+          <w:ilvl w:val="0"/>
+          <w:numId w:val="1"/>
+        </w:numPr>
+        <w:spacing w:after="60"/>
+      </w:pPr>
+      <w:r>
+        <w:t xml:space="preserve">WebFetch: hvinvesting.substack.com deep-dive analysis (43% revenue growth / 185% profit growth piece)</w:t>
+      </w:r>
+    </w:p>
+    <w:p>
+      <w:pPr>
+        <w:pStyle w:val="ListParagraph"/>
+        <w:numPr>
+          <w:ilvl w:val="0"/>
+          <w:numId w:val="1"/>
+        </w:numPr>
+        <w:spacing w:after="60"/>
+      </w:pPr>
+      <w:r>
+        <w:t xml:space="preserve">WebFetch: alphastreet.com Q4 FY26 earnings call transcript</w:t>
+      </w:r>
+    </w:p>
+    <w:p>
+      <w:pPr>
+        <w:pStyle w:val="ListParagraph"/>
+        <w:numPr>
+          <w:ilvl w:val="0"/>
+          <w:numId w:val="1"/>
+        </w:numPr>
+        <w:spacing w:after="60"/>
+      </w:pPr>
+      <w:r>
+        <w:t xml:space="preserve">WebFetch: screener.in/company/EBGNG (year-by-year revenue/ROCE/OPM/CFO/borrowings)</w:t>
+      </w:r>
+    </w:p>
+    <w:p>
+      <w:pPr>
+        <w:spacing w:after="120"/>
+      </w:pPr>
+      <w:r>
+        <w:rPr>
+          <w:b/>
+          <w:bCs/>
           <w:sz w:val="20"/>
           <w:szCs w:val="20"/>
         </w:rPr>
-        <w:t xml:space="preserve">None sought this pass.</w:t>
+        <w:t xml:space="preserve">Annual-report findings (3-year view):</w:t>
+      </w:r>
+    </w:p>
+    <w:p>
+      <w:pPr>
+        <w:pStyle w:val="ListParagraph"/>
+        <w:numPr>
+          <w:ilvl w:val="0"/>
+          <w:numId w:val="1"/>
+        </w:numPr>
+        <w:spacing w:after="60"/>
+      </w:pPr>
+      <w:r>
+        <w:t xml:space="preserve">FY23-FY26 revenue: Rs 661cr -&gt; Rs 1,138cr -&gt; Rs 1,411cr -&gt; Rs 1,891cr (27%/72%/24%/34% YoY); OPM 7%-&gt;7%-&gt;8%-&gt;10%; ROCE ~21%-&gt;20%-&gt;20%-&gt;(not cleanly separable FY26 post-IPO)</w:t>
+      </w:r>
+    </w:p>
+    <w:p>
+      <w:pPr>
+        <w:pStyle w:val="ListParagraph"/>
+        <w:numPr>
+          <w:ilvl w:val="0"/>
+          <w:numId w:val="1"/>
+        </w:numPr>
+        <w:spacing w:after="60"/>
+      </w:pPr>
+      <w:r>
+        <w:t xml:space="preserve">Cash flow from operations turned sharply negative in FY26: -Rs 215cr (screener), vs +Rs 97cr FY24 and +Rs 25cr FY25 - independently corroborates the prior light-pass finding of a FY26 FCF collapse</w:t>
+      </w:r>
+    </w:p>
+    <w:p>
+      <w:pPr>
+        <w:pStyle w:val="ListParagraph"/>
+        <w:numPr>
+          <w:ilvl w:val="0"/>
+          <w:numId w:val="1"/>
+        </w:numPr>
+        <w:spacing w:after="60"/>
+      </w:pPr>
+      <w:r>
+        <w:t xml:space="preserve">Borrowings rose from Rs 149cr (FY23) to Rs 454cr (FY25) to Rs 433cr (FY26 year-end per screener), while net debt (post-IPO paydown) moved Rs 390cr (pre-IPO) -&gt; Rs 158cr (H1 FY26) -&gt; Rs 466cr (Dec-2025, working-capital-driven re-rise) -&gt; Rs 300cr (Mar-2026)</w:t>
+      </w:r>
+    </w:p>
+    <w:p>
+      <w:pPr>
+        <w:pStyle w:val="ListParagraph"/>
+        <w:numPr>
+          <w:ilvl w:val="0"/>
+          <w:numId w:val="1"/>
+        </w:numPr>
+        <w:spacing w:after="60"/>
+      </w:pPr>
+      <w:r>
+        <w:t xml:space="preserve">CARE upgraded GNG's rating to BBB (Apr-2026) on consolidated financials</w:t>
+      </w:r>
+    </w:p>
+    <w:p>
+      <w:pPr>
+        <w:spacing w:after="120"/>
+      </w:pPr>
+      <w:r>
+        <w:rPr>
+          <w:b/>
+          <w:bCs/>
+          <w:sz w:val="20"/>
+          <w:szCs w:val="20"/>
+        </w:rPr>
+        <w:t xml:space="preserve">Quarterly trend (last ~4 quarters + concall commentary):</w:t>
+      </w:r>
+    </w:p>
+    <w:p>
+      <w:pPr>
+        <w:pStyle w:val="ListParagraph"/>
+        <w:numPr>
+          <w:ilvl w:val="0"/>
+          <w:numId w:val="1"/>
+        </w:numPr>
+        <w:spacing w:after="60"/>
+      </w:pPr>
+      <w:r>
+        <w:t xml:space="preserve">Q2 FY26: PAT +52% YoY to Rs 33cr</w:t>
+      </w:r>
+    </w:p>
+    <w:p>
+      <w:pPr>
+        <w:pStyle w:val="ListParagraph"/>
+        <w:numPr>
+          <w:ilvl w:val="0"/>
+          <w:numId w:val="1"/>
+        </w:numPr>
+        <w:spacing w:after="60"/>
+      </w:pPr>
+      <w:r>
+        <w:t xml:space="preserve">Q3 FY26 (Dec-2025): revenue Rs 487cr, PAT Rs 38.69cr (+102.8% YoY)</w:t>
+      </w:r>
+    </w:p>
+    <w:p>
+      <w:pPr>
+        <w:pStyle w:val="ListParagraph"/>
+        <w:numPr>
+          <w:ilvl w:val="0"/>
+          <w:numId w:val="1"/>
+        </w:numPr>
+        <w:spacing w:after="60"/>
+      </w:pPr>
+      <w:r>
+        <w:t xml:space="preserve">Q4 FY26 (Mar-2026): revenue +43% YoY to Rs 651.7cr, EBITDA margin 9.8%</w:t>
+      </w:r>
+    </w:p>
+    <w:p>
+      <w:pPr>
+        <w:pStyle w:val="ListParagraph"/>
+        <w:numPr>
+          <w:ilvl w:val="0"/>
+          <w:numId w:val="1"/>
+        </w:numPr>
+        <w:spacing w:after="60"/>
+      </w:pPr>
+      <w:r>
+        <w:t xml:space="preserve">FY26 full year: revenue +34% to Rs 1,891cr, PAT +91% to Rs 132cr (best-ever year)</w:t>
+      </w:r>
+    </w:p>
+    <w:p>
+      <w:pPr>
+        <w:pStyle w:val="ListParagraph"/>
+        <w:numPr>
+          <w:ilvl w:val="0"/>
+          <w:numId w:val="1"/>
+        </w:numPr>
+        <w:spacing w:after="60"/>
+      </w:pPr>
+      <w:r>
+        <w:t xml:space="preserve">Q1 FY27 (Jun-2026): revenue +32% YoY to Rs 412.5cr, PAT +56% to Rs 28.9cr, EBITDA margin 12.8% (up 156bps)</w:t>
+      </w:r>
+    </w:p>
+    <w:p>
+      <w:pPr>
+        <w:spacing w:after="120"/>
+      </w:pPr>
+      <w:r>
+        <w:rPr>
+          <w:b/>
+          <w:bCs/>
+          <w:sz w:val="20"/>
+          <w:szCs w:val="20"/>
+        </w:rPr>
+        <w:t xml:space="preserve">Exchange announcements (last 6 months):</w:t>
+      </w:r>
+    </w:p>
+    <w:p>
+      <w:pPr>
+        <w:pStyle w:val="ListParagraph"/>
+        <w:numPr>
+          <w:ilvl w:val="0"/>
+          <w:numId w:val="1"/>
+        </w:numPr>
+        <w:spacing w:after="60"/>
+      </w:pPr>
+      <w:r>
+        <w:t xml:space="preserve">IPO (Jul-2025): Rs 460.44cr raised, subscribed 147.9x, listed at a ~50% premium</w:t>
+      </w:r>
+    </w:p>
+    <w:p>
+      <w:pPr>
+        <w:pStyle w:val="ListParagraph"/>
+        <w:numPr>
+          <w:ilvl w:val="0"/>
+          <w:numId w:val="1"/>
+        </w:numPr>
+        <w:spacing w:after="60"/>
+      </w:pPr>
+      <w:r>
+        <w:t xml:space="preserve">Feb-2026: distributor agreements with Ingram Micro and Supertron signed, driving India revenue +80% YoY</w:t>
+      </w:r>
+    </w:p>
+    <w:p>
+      <w:pPr>
+        <w:pStyle w:val="ListParagraph"/>
+        <w:numPr>
+          <w:ilvl w:val="0"/>
+          <w:numId w:val="1"/>
+        </w:numPr>
+        <w:spacing w:after="60"/>
+      </w:pPr>
+      <w:r>
+        <w:t xml:space="preserve">Company publicly refuted social-media claims re: brand value flowing to promoter-linked entity Kay Kay Overseas Corporation (KKOC)</w:t>
+      </w:r>
+    </w:p>
+    <w:p>
+      <w:pPr>
+        <w:pStyle w:val="ListParagraph"/>
+        <w:numPr>
+          <w:ilvl w:val="0"/>
+          <w:numId w:val="1"/>
+        </w:numPr>
+        <w:spacing w:after="60"/>
+      </w:pPr>
+      <w:r>
+        <w:t xml:space="preserve">CARE rating upgrade to BBB (Apr-2026)</w:t>
+      </w:r>
+    </w:p>
+    <w:p>
+      <w:pPr>
+        <w:pStyle w:val="ListParagraph"/>
+        <w:numPr>
+          <w:ilvl w:val="0"/>
+          <w:numId w:val="1"/>
+        </w:numPr>
+        <w:spacing w:after="60"/>
+      </w:pPr>
+      <w:r>
+        <w:t xml:space="preserve">ICICI Bank working-capital facility extended</w:t>
+      </w:r>
+    </w:p>
+    <w:p>
+      <w:pPr>
+        <w:pStyle w:val="ListParagraph"/>
+        <w:numPr>
+          <w:ilvl w:val="0"/>
+          <w:numId w:val="1"/>
+        </w:numPr>
+        <w:spacing w:after="60"/>
+      </w:pPr>
+      <w:r>
+        <w:t xml:space="preserve">Register of members closed 18-24 Sept 2026 for 20th AGM</w:t>
+      </w:r>
+    </w:p>
+    <w:p>
+      <w:pPr>
+        <w:spacing w:after="120"/>
+      </w:pPr>
+      <w:r>
+        <w:rPr>
+          <w:b/>
+          <w:bCs/>
+          <w:sz w:val="20"/>
+          <w:szCs w:val="20"/>
+        </w:rPr>
+        <w:t xml:space="preserve">Key new facts vs. the prior write-up:</w:t>
+      </w:r>
+    </w:p>
+    <w:p>
+      <w:pPr>
+        <w:pStyle w:val="ListParagraph"/>
+        <w:numPr>
+          <w:ilvl w:val="0"/>
+          <w:numId w:val="1"/>
+        </w:numPr>
+        <w:spacing w:after="60"/>
+      </w:pPr>
+      <w:r>
+        <w:t xml:space="preserve">FY26 operating cash flow of -Rs 215cr (screener) independently corroborates the prior pass's -Rs 238cr FCF finding via a second data source, and identifies the mechanism: inventory +Rs 253cr and receivables +Rs 340cr, tied to new 30-45 day distributor credit terms (vs historic ~17 days)</w:t>
+      </w:r>
+    </w:p>
+    <w:p>
+      <w:pPr>
+        <w:pStyle w:val="ListParagraph"/>
+        <w:numPr>
+          <w:ilvl w:val="0"/>
+          <w:numId w:val="1"/>
+        </w:numPr>
+        <w:spacing w:after="60"/>
+      </w:pPr>
+      <w:r>
+        <w:t xml:space="preserve">An estimated 80-120bps of FY26 margin expansion is flagged by independent analysis as a cyclical inventory-timing gain (buying ahead of a memory-chip price spike) expected to partially unwind over 12-18 months - not previously captured</w:t>
+      </w:r>
+    </w:p>
+    <w:p>
+      <w:pPr>
+        <w:pStyle w:val="ListParagraph"/>
+        <w:numPr>
+          <w:ilvl w:val="0"/>
+          <w:numId w:val="1"/>
+        </w:numPr>
+        <w:spacing w:after="60"/>
+      </w:pPr>
+      <w:r>
+        <w:t xml:space="preserve">New governance question mark: unverified, refuted social-media allegation regarding promoter-linked entity KKOC and brand-value flow - did not exist in the prior light pass</w:t>
+      </w:r>
+    </w:p>
+    <w:p>
+      <w:pPr>
+        <w:pStyle w:val="ListParagraph"/>
+        <w:numPr>
+          <w:ilvl w:val="0"/>
+          <w:numId w:val="1"/>
+        </w:numPr>
+        <w:spacing w:after="60"/>
+      </w:pPr>
+      <w:r>
+        <w:t xml:space="preserve">FY26 growth (34%/91%) beat management's own mid-year guidance of 20-25% - a genuine guidance-credibility positive not previously scored</w:t>
+      </w:r>
+    </w:p>
+    <w:p>
+      <w:pPr>
+        <w:pStyle w:val="ListParagraph"/>
+        <w:numPr>
+          <w:ilvl w:val="0"/>
+          <w:numId w:val="1"/>
+        </w:numPr>
+        <w:spacing w:after="60"/>
+      </w:pPr>
+      <w:r>
+        <w:t xml:space="preserve">Net debt intra-year volatility: fell to Rs 158cr post-IPO, rose back to Rs 466cr by Dec-2025 on working-capital needs, then fell to Rs 300cr by Mar-2026 - more volatile than the static 'D/E ~2x' framing in the original write-up suggested</w:t>
+      </w:r>
+    </w:p>
+    <w:p>
+      <w:pPr>
+        <w:spacing w:after="120"/>
+      </w:pPr>
+      <w:r>
+        <w:rPr>
+          <w:b/>
+          <w:bCs/>
+          <w:sz w:val="20"/>
+          <w:szCs w:val="20"/>
+        </w:rPr>
+        <w:t xml:space="preserve">Open questions / what to watch:</w:t>
+      </w:r>
+    </w:p>
+    <w:p>
+      <w:pPr>
+        <w:pStyle w:val="ListParagraph"/>
+        <w:numPr>
+          <w:ilvl w:val="0"/>
+          <w:numId w:val="1"/>
+        </w:numPr>
+        <w:spacing w:after="60"/>
+      </w:pPr>
+      <w:r>
+        <w:t xml:space="preserve">Whether FY26's negative operating cash flow is a one-off inventory/receivables build (as new distributor relationships bed in) or a structural, permanently higher-working-capital-intensity phase of the business</w:t>
+      </w:r>
+    </w:p>
+    <w:p>
+      <w:pPr>
+        <w:pStyle w:val="ListParagraph"/>
+        <w:numPr>
+          <w:ilvl w:val="0"/>
+          <w:numId w:val="1"/>
+        </w:numPr>
+        <w:spacing w:after="60"/>
+      </w:pPr>
+      <w:r>
+        <w:t xml:space="preserve">Whether the KKOC brand-value allegation has any substance beyond the company's refutation - not independently verifiable from public sources this pass</w:t>
+      </w:r>
+    </w:p>
+    <w:p>
+      <w:pPr>
+        <w:pStyle w:val="ListParagraph"/>
+        <w:numPr>
+          <w:ilvl w:val="0"/>
+          <w:numId w:val="1"/>
+        </w:numPr>
+        <w:spacing w:after="60"/>
+      </w:pPr>
+      <w:r>
+        <w:t xml:space="preserve">FY26 ROCE on a like-for-like (post-IPO capital base) basis - not cleanly available from sources reviewed</w:t>
+      </w:r>
+    </w:p>
+    <w:p>
+      <w:pPr>
+        <w:pStyle w:val="ListParagraph"/>
+        <w:numPr>
+          <w:ilvl w:val="0"/>
+          <w:numId w:val="1"/>
+        </w:numPr>
+        <w:spacing w:after="60"/>
+      </w:pPr>
+      <w:r>
+        <w:t xml:space="preserve">Whether the ~80-120bps cyclical margin tailwind unwinds as/when memory-chip prices normalise, and how much of FY27's guided ~90bps further margin gain is therefore already spoken for by structural (vs fading cyclical) drivers</w:t>
+      </w:r>
+    </w:p>
+    <w:p>
+      <w:pPr>
+        <w:spacing w:after="120" w:before="120"/>
+      </w:pPr>
+      <w:r>
+        <w:rPr>
+          <w:b/>
+          <w:bCs/>
+          <w:sz w:val="20"/>
+          <w:szCs w:val="20"/>
+        </w:rPr>
+        <w:t xml:space="preserve">Conviction impact: </w:t>
+      </w:r>
+      <w:r>
+        <w:rPr>
+          <w:sz w:val="20"/>
+          <w:szCs w:val="20"/>
+        </w:rPr>
+        <w:t xml:space="preserve">Medium -&gt; Low-Medium. The original light-pass FCF caution is confirmed (not merely repeated) via an independent source (screener CFO data) and its mechanism is now understood (inventory/receivables build tied to new distributor credit terms); a genuine, unverified governance question mark (KKOC allegation) is new this pass; and analyst commentary flags part of the FY26 margin gain as a cyclical, unwinding effect. These are partially offset by confirmed guidance-beating growth and a halved net-debt figure by Mar-2026, which is why conviction moves down one notch (Medium to Low-Medium) rather than further.</w:t>
       </w:r>
     </w:p>
     <w:p>
@@ -314,15 +844,365 @@
         <w:spacing w:after="120" w:before="280"/>
       </w:pPr>
       <w:r>
-        <w:t xml:space="preserve">BSE Corporate Actions / Other Red Flags</w:t>
-      </w:r>
-    </w:p>
-    <w:p>
-      <w:pPr>
-        <w:spacing w:after="120"/>
-      </w:pPr>
-      <w:r>
-        <w:t xml:space="preserve">No red flags found - no going-concern, pledge, auditor-resignation or SEBI/fraud issue surfaced. Elevated D/E (~1.97) is a balance-sheet risk to monitor, not a red-flag exclusion.</w:t>
+        <w:t xml:space="preserve">Guidance &amp; Expectation Gap</w:t>
+      </w:r>
+    </w:p>
+    <w:p>
+      <w:pPr>
+        <w:spacing w:after="120"/>
+      </w:pPr>
+      <w:r>
+        <w:rPr>
+          <w:i/>
+          <w:iCs/>
+          <w:color w:val="666666"/>
+          <w:sz w:val="18"/>
+          <w:szCs w:val="18"/>
+        </w:rPr>
+        <w:t xml:space="preserve">Management guidance decoded into commitments, graded on the expectation → action → operational → commercial → financial ladder, then compared to what the current price appears to assume. Method: playbook/guidance-and-expectation-gap.md.</w:t>
+      </w:r>
+    </w:p>
+    <w:p>
+      <w:pPr>
+        <w:spacing w:after="120"/>
+      </w:pPr>
+      <w:r>
+        <w:rPr>
+          <w:b/>
+          <w:bCs/>
+          <w:sz w:val="20"/>
+          <w:szCs w:val="20"/>
+        </w:rPr>
+        <w:t xml:space="preserve">Market expectation vs. our path:</w:t>
+      </w:r>
+    </w:p>
+    <w:tbl>
+      <w:tblPr>
+        <w:tblW w:type="dxa" w:w="9000"/>
+        <w:tblBorders>
+          <w:top w:val="single" w:color="auto" w:sz="4"/>
+          <w:left w:val="single" w:color="auto" w:sz="4"/>
+          <w:bottom w:val="single" w:color="auto" w:sz="4"/>
+          <w:right w:val="single" w:color="auto" w:sz="4"/>
+          <w:insideH w:val="single" w:color="auto" w:sz="4"/>
+          <w:insideV w:val="single" w:color="auto" w:sz="4"/>
+        </w:tblBorders>
+      </w:tblPr>
+      <w:tblGrid>
+        <w:gridCol w:w="3200"/>
+        <w:gridCol w:w="5800"/>
+      </w:tblGrid>
+      <w:tr>
+        <w:tc>
+          <w:tcPr>
+            <w:tcW w:type="dxa" w:w="3200"/>
+            <w:shd w:fill="F2F2F2" w:val="clear"/>
+          </w:tcPr>
+          <w:p>
+            <w:r>
+              <w:rPr>
+                <w:b/>
+                <w:bCs/>
+              </w:rPr>
+              <w:t xml:space="preserve">As of</w:t>
+            </w:r>
+          </w:p>
+        </w:tc>
+        <w:tc>
+          <w:tcPr>
+            <w:tcW w:type="dxa" w:w="5800"/>
+          </w:tcPr>
+          <w:p>
+            <w:r>
+              <w:t xml:space="preserve">2026-09-19</w:t>
+            </w:r>
+          </w:p>
+        </w:tc>
+      </w:tr>
+      <w:tr>
+        <w:tc>
+          <w:tcPr>
+            <w:tcW w:type="dxa" w:w="3200"/>
+            <w:shd w:fill="F2F2F2" w:val="clear"/>
+          </w:tcPr>
+          <w:p>
+            <w:r>
+              <w:rPr>
+                <w:b/>
+                <w:bCs/>
+              </w:rPr>
+              <w:t xml:space="preserve">Price / multiple</w:t>
+            </w:r>
+          </w:p>
+        </w:tc>
+        <w:tc>
+          <w:tcPr>
+            <w:tcW w:type="dxa" w:w="5800"/>
+          </w:tcPr>
+          <w:p>
+            <w:r>
+              <w:t xml:space="preserve">Rs 703 · 55x P/E</w:t>
+            </w:r>
+          </w:p>
+        </w:tc>
+      </w:tr>
+      <w:tr>
+        <w:tc>
+          <w:tcPr>
+            <w:tcW w:type="dxa" w:w="3200"/>
+            <w:shd w:fill="F2F2F2" w:val="clear"/>
+          </w:tcPr>
+          <w:p>
+            <w:r>
+              <w:rPr>
+                <w:b/>
+                <w:bCs/>
+              </w:rPr>
+              <w:t xml:space="preserve">Right valuation lens</w:t>
+            </w:r>
+          </w:p>
+        </w:tc>
+        <w:tc>
+          <w:tcPr>
+            <w:tcW w:type="dxa" w:w="5800"/>
+          </w:tcPr>
+          <w:p>
+            <w:r>
+              <w:t xml:space="preserve">P/E</w:t>
+            </w:r>
+          </w:p>
+        </w:tc>
+      </w:tr>
+      <w:tr>
+        <w:tc>
+          <w:tcPr>
+            <w:tcW w:type="dxa" w:w="3200"/>
+            <w:shd w:fill="F2F2F2" w:val="clear"/>
+          </w:tcPr>
+          <w:p>
+            <w:r>
+              <w:rPr>
+                <w:b/>
+                <w:bCs/>
+              </w:rPr>
+              <w:t xml:space="preserve">Price implies</w:t>
+            </w:r>
+          </w:p>
+        </w:tc>
+        <w:tc>
+          <w:tcPr>
+            <w:tcW w:type="dxa" w:w="5800"/>
+          </w:tcPr>
+          <w:p>
+            <w:r>
+              <w:t xml:space="preserve">~55-60x trailing P/E needs sustained 25-30%+ EPS CAGR through FY28-29 to de-rate to a defensible 25-30x multiple for a scale refurbishing/ITAD leader; one analyst cites a forward (FY28) P/E in the high-20s with a ~0.95 PEG, i.e. reasonable IF FY27-28 growth and margin guidance are delivered in full</w:t>
+            </w:r>
+          </w:p>
+        </w:tc>
+      </w:tr>
+      <w:tr>
+        <w:tc>
+          <w:tcPr>
+            <w:tcW w:type="dxa" w:w="3200"/>
+            <w:shd w:fill="F2F2F2" w:val="clear"/>
+          </w:tcPr>
+          <w:p>
+            <w:r>
+              <w:rPr>
+                <w:b/>
+                <w:bCs/>
+              </w:rPr>
+              <w:t xml:space="preserve">Our FY27</w:t>
+            </w:r>
+          </w:p>
+        </w:tc>
+        <w:tc>
+          <w:tcPr>
+            <w:tcW w:type="dxa" w:w="5800"/>
+          </w:tcPr>
+          <w:p>
+            <w:r>
+              <w:t xml:space="preserve">Revenue growth ~25% per management guidance, EBITDA margin ~11.5%; key monitorable is whether operating cash flow normalises from FY26's -Rs 215 Cr as the inventory/receivables build stabilises, or whether the new 30-45 day distributor credit terms structurally raise working-capital intensity</w:t>
+            </w:r>
+          </w:p>
+        </w:tc>
+      </w:tr>
+      <w:tr>
+        <w:tc>
+          <w:tcPr>
+            <w:tcW w:type="dxa" w:w="3200"/>
+            <w:shd w:fill="F2F2F2" w:val="clear"/>
+          </w:tcPr>
+          <w:p>
+            <w:r>
+              <w:rPr>
+                <w:b/>
+                <w:bCs/>
+              </w:rPr>
+              <w:t xml:space="preserve">Our FY28</w:t>
+            </w:r>
+          </w:p>
+        </w:tc>
+        <w:tc>
+          <w:tcPr>
+            <w:tcW w:type="dxa" w:w="5800"/>
+          </w:tcPr>
+          <w:p>
+            <w:r>
+              <w:t xml:space="preserve">Contingent on the cyclical margin tailwind (inventory-timing gain) not fully unwinding and on distributor-channel scaling (Ingram Micro/Supertron) continuing past its early-stage ramp; not independently modelled this pass</w:t>
+            </w:r>
+          </w:p>
+        </w:tc>
+      </w:tr>
+      <w:tr>
+        <w:tc>
+          <w:tcPr>
+            <w:tcW w:type="dxa" w:w="3200"/>
+            <w:shd w:fill="F2F2F2" w:val="clear"/>
+          </w:tcPr>
+          <w:p>
+            <w:r>
+              <w:rPr>
+                <w:b/>
+                <w:bCs/>
+              </w:rPr>
+              <w:t xml:space="preserve">Gap direction</w:t>
+            </w:r>
+          </w:p>
+        </w:tc>
+        <w:tc>
+          <w:tcPr>
+            <w:tcW w:type="dxa" w:w="5800"/>
+          </w:tcPr>
+          <w:p>
+            <w:r>
+              <w:t xml:space="preserve">priced-in</w:t>
+            </w:r>
+          </w:p>
+        </w:tc>
+      </w:tr>
+      <w:tr>
+        <w:tc>
+          <w:tcPr>
+            <w:tcW w:type="dxa" w:w="3200"/>
+            <w:shd w:fill="F2F2F2" w:val="clear"/>
+          </w:tcPr>
+          <w:p>
+            <w:r>
+              <w:rPr>
+                <w:b/>
+                <w:bCs/>
+              </w:rPr>
+              <w:t xml:space="preserve">Gap type</w:t>
+            </w:r>
+          </w:p>
+        </w:tc>
+        <w:tc>
+          <w:tcPr>
+            <w:tcW w:type="dxa" w:w="5800"/>
+          </w:tcPr>
+          <w:p>
+            <w:r>
+              <w:t xml:space="preserve">margin</w:t>
+            </w:r>
+          </w:p>
+        </w:tc>
+      </w:tr>
+      <w:tr>
+        <w:tc>
+          <w:tcPr>
+            <w:tcW w:type="dxa" w:w="3200"/>
+            <w:shd w:fill="F2F2F2" w:val="clear"/>
+          </w:tcPr>
+          <w:p>
+            <w:r>
+              <w:rPr>
+                <w:b/>
+                <w:bCs/>
+              </w:rPr>
+              <w:t xml:space="preserve">Gap magnitude</w:t>
+            </w:r>
+          </w:p>
+        </w:tc>
+        <w:tc>
+          <w:tcPr>
+            <w:tcW w:type="dxa" w:w="5800"/>
+          </w:tcPr>
+          <w:p>
+            <w:r>
+              <w:t xml:space="preserve">not estimable</w:t>
+            </w:r>
+          </w:p>
+        </w:tc>
+      </w:tr>
+      <w:tr>
+        <w:tc>
+          <w:tcPr>
+            <w:tcW w:type="dxa" w:w="3200"/>
+            <w:shd w:fill="F2F2F2" w:val="clear"/>
+          </w:tcPr>
+          <w:p>
+            <w:r>
+              <w:rPr>
+                <w:b/>
+                <w:bCs/>
+              </w:rPr>
+              <w:t xml:space="preserve">Gap basis</w:t>
+            </w:r>
+          </w:p>
+        </w:tc>
+        <w:tc>
+          <w:tcPr>
+            <w:tcW w:type="dxa" w:w="5800"/>
+          </w:tcPr>
+          <w:p>
+            <w:r>
+              <w:t xml:space="preserve">~55-60x trailing P/E already prices in continued strong growth and stable-to-improving margins; the confirmed FY26 operating-cash-flow collapse, the ~80-120bps cyclical (unwinding) component of the current margin, and the unverified KKOC governance question mark do not appear to be reflected in the multiple</w:t>
+            </w:r>
+          </w:p>
+        </w:tc>
+      </w:tr>
+      <w:tr>
+        <w:tc>
+          <w:tcPr>
+            <w:tcW w:type="dxa" w:w="3200"/>
+            <w:shd w:fill="F2F2F2" w:val="clear"/>
+          </w:tcPr>
+          <w:p>
+            <w:r>
+              <w:rPr>
+                <w:b/>
+                <w:bCs/>
+              </w:rPr>
+              <w:t xml:space="preserve">Evidence quality</w:t>
+            </w:r>
+          </w:p>
+        </w:tc>
+        <w:tc>
+          <w:tcPr>
+            <w:tcW w:type="dxa" w:w="5800"/>
+          </w:tcPr>
+          <w:p>
+            <w:r>
+              <w:t xml:space="preserve">moderate</w:t>
+            </w:r>
+          </w:p>
+        </w:tc>
+      </w:tr>
+    </w:tbl>
+    <w:p>
+      <w:pPr>
+        <w:spacing w:after="120"/>
+      </w:pPr>
+      <w:r>
+        <w:rPr>
+          <w:i/>
+          <w:iCs/>
+          <w:color w:val="666666"/>
+          <w:sz w:val="16"/>
+          <w:szCs w:val="16"/>
+        </w:rPr>
+        <w:t xml:space="preserve">no broker consensus; implied path is a reverse-P/E estimate + screener.in forward figures + VP thread view</w:t>
       </w:r>
     </w:p>
     <w:p>
@@ -331,46 +1211,727 @@
         <w:spacing w:after="120" w:before="280"/>
       </w:pPr>
       <w:r>
-        <w:t xml:space="preserve">Bull Case</w:t>
-      </w:r>
-    </w:p>
-    <w:p>
-      <w:pPr>
-        <w:pStyle w:val="ListParagraph"/>
-        <w:numPr>
-          <w:ilvl w:val="0"/>
-          <w:numId w:val="1"/>
-        </w:numPr>
-        <w:spacing w:after="60"/>
-      </w:pPr>
-      <w:r>
-        <w:t xml:space="preserve">Genuine structural tailwind: circular-economy/refurbished-electronics and ITAD/e-waste management, with India's largest scale position (Electronics Bazaar)</w:t>
-      </w:r>
-    </w:p>
-    <w:p>
-      <w:pPr>
-        <w:pStyle w:val="ListParagraph"/>
-        <w:numPr>
-          <w:ilvl w:val="0"/>
-          <w:numId w:val="1"/>
-        </w:numPr>
-        <w:spacing w:after="60"/>
-      </w:pPr>
-      <w:r>
-        <w:t xml:space="preserve">Revenue CAGR ~25.99% vs industry median ~4.54% - real, demonstrated outgrowth</w:t>
-      </w:r>
-    </w:p>
-    <w:p>
-      <w:pPr>
-        <w:pStyle w:val="ListParagraph"/>
-        <w:numPr>
-          <w:ilvl w:val="0"/>
-          <w:numId w:val="1"/>
-        </w:numPr>
-        <w:spacing w:after="60"/>
-      </w:pPr>
-      <w:r>
-        <w:t xml:space="preserve">Strong returns on capital: ROE ~27-35%, ROCE ~20%</w:t>
+        <w:t xml:space="preserve">Ishmohit-Lens Checks (value chain · earnings quality · growth trajectory · management · quality metrics · track record · global-signal check)</w:t>
+      </w:r>
+    </w:p>
+    <w:p>
+      <w:pPr>
+        <w:spacing w:after="120"/>
+      </w:pPr>
+      <w:r>
+        <w:rPr>
+          <w:i/>
+          <w:iCs/>
+          <w:color w:val="666666"/>
+          <w:sz w:val="18"/>
+          <w:szCs w:val="18"/>
+        </w:rPr>
+        <w:t xml:space="preserve">Extra checks drawn from @ishmohit1 / SOIC methodology (playbook/ishmohit-soic-style.md): where the company sits in its value chain and what the supply side is doing, whether a margin/PAT inflection is structural or a cyclical peak, the rate-of-change of growth vs. what the multiple demands, and management quality as a positive attribute.</w:t>
+      </w:r>
+    </w:p>
+    <w:p>
+      <w:pPr>
+        <w:spacing w:after="120"/>
+      </w:pPr>
+      <w:r>
+        <w:rPr>
+          <w:b/>
+          <w:bCs/>
+          <w:sz w:val="20"/>
+          <w:szCs w:val="20"/>
+        </w:rPr>
+        <w:t xml:space="preserve">Value chain &amp; supply side:</w:t>
+      </w:r>
+    </w:p>
+    <w:tbl>
+      <w:tblPr>
+        <w:tblW w:type="dxa" w:w="9000"/>
+        <w:tblBorders>
+          <w:top w:val="single" w:color="auto" w:sz="4"/>
+          <w:left w:val="single" w:color="auto" w:sz="4"/>
+          <w:bottom w:val="single" w:color="auto" w:sz="4"/>
+          <w:right w:val="single" w:color="auto" w:sz="4"/>
+          <w:insideH w:val="single" w:color="auto" w:sz="4"/>
+          <w:insideV w:val="single" w:color="auto" w:sz="4"/>
+        </w:tblBorders>
+      </w:tblPr>
+      <w:tblGrid>
+        <w:gridCol w:w="3200"/>
+        <w:gridCol w:w="5800"/>
+      </w:tblGrid>
+      <w:tr>
+        <w:tc>
+          <w:tcPr>
+            <w:tcW w:type="dxa" w:w="3200"/>
+            <w:shd w:fill="F2F2F2" w:val="clear"/>
+          </w:tcPr>
+          <w:p>
+            <w:r>
+              <w:rPr>
+                <w:b/>
+                <w:bCs/>
+              </w:rPr>
+              <w:t xml:space="preserve">Theme</w:t>
+            </w:r>
+          </w:p>
+        </w:tc>
+        <w:tc>
+          <w:tcPr>
+            <w:tcW w:type="dxa" w:w="5800"/>
+          </w:tcPr>
+          <w:p>
+            <w:r>
+              <w:t xml:space="preserve">circular economy / refurbished-ICT devices + ITAD/e-waste management</w:t>
+            </w:r>
+          </w:p>
+        </w:tc>
+      </w:tr>
+      <w:tr>
+        <w:tc>
+          <w:tcPr>
+            <w:tcW w:type="dxa" w:w="3200"/>
+            <w:shd w:fill="F2F2F2" w:val="clear"/>
+          </w:tcPr>
+          <w:p>
+            <w:r>
+              <w:rPr>
+                <w:b/>
+                <w:bCs/>
+              </w:rPr>
+              <w:t xml:space="preserve">This company's position</w:t>
+            </w:r>
+          </w:p>
+        </w:tc>
+        <w:tc>
+          <w:tcPr>
+            <w:tcW w:type="dxa" w:w="5800"/>
+          </w:tcPr>
+          <w:p>
+            <w:r>
+              <w:t xml:space="preserve">largest India-headquartered refurbisher, sourcing and refurbishing largely out of UAE/Sharjah (8 of 11 factories) for resale across 46 countries via own brand + new distributor tie-ups (Ingram Micro, Supertron)</w:t>
+            </w:r>
+          </w:p>
+        </w:tc>
+      </w:tr>
+      <w:tr>
+        <w:tc>
+          <w:tcPr>
+            <w:tcW w:type="dxa" w:w="3200"/>
+            <w:shd w:fill="F2F2F2" w:val="clear"/>
+          </w:tcPr>
+          <w:p>
+            <w:r>
+              <w:rPr>
+                <w:b/>
+                <w:bCs/>
+              </w:rPr>
+              <w:t xml:space="preserve">Bottleneck node (pricing power)</w:t>
+            </w:r>
+          </w:p>
+        </w:tc>
+        <w:tc>
+          <w:tcPr>
+            <w:tcW w:type="dxa" w:w="5800"/>
+          </w:tcPr>
+          <w:p>
+            <w:r>
+              <w:t xml:space="preserve">working capital to fund inventory build ahead of demand + sourcing supply of used/returned devices</w:t>
+            </w:r>
+          </w:p>
+        </w:tc>
+      </w:tr>
+      <w:tr>
+        <w:tc>
+          <w:tcPr>
+            <w:tcW w:type="dxa" w:w="3200"/>
+            <w:shd w:fill="F2F2F2" w:val="clear"/>
+          </w:tcPr>
+          <w:p>
+            <w:r>
+              <w:rPr>
+                <w:b/>
+                <w:bCs/>
+              </w:rPr>
+              <w:t xml:space="preserve">Supply-side status</w:t>
+            </w:r>
+          </w:p>
+        </w:tc>
+        <w:tc>
+          <w:tcPr>
+            <w:tcW w:type="dxa" w:w="5800"/>
+          </w:tcPr>
+          <w:p>
+            <w:r>
+              <w:t xml:space="preserve">adding</w:t>
+            </w:r>
+          </w:p>
+        </w:tc>
+      </w:tr>
+      <w:tr>
+        <w:tc>
+          <w:tcPr>
+            <w:tcW w:type="dxa" w:w="3200"/>
+            <w:shd w:fill="F2F2F2" w:val="clear"/>
+          </w:tcPr>
+          <w:p>
+            <w:r>
+              <w:rPr>
+                <w:b/>
+                <w:bCs/>
+              </w:rPr>
+              <w:t xml:space="preserve">Adjacent-node peers</w:t>
+            </w:r>
+          </w:p>
+        </w:tc>
+        <w:tc>
+          <w:tcPr>
+            <w:tcW w:type="dxa" w:w="5800"/>
+          </w:tcPr>
+          <w:p>
+            <w:r>
+              <w:t xml:space="preserve">Cashify (India), Yaantra (India), ITRenew (global ITAD), Foxway (Europe)</w:t>
+            </w:r>
+          </w:p>
+        </w:tc>
+      </w:tr>
+    </w:tbl>
+    <w:p>
+      <w:pPr>
+        <w:spacing w:after="120"/>
+      </w:pPr>
+      <w:r>
+        <w:rPr>
+          <w:color w:val="666666"/>
+          <w:sz w:val="18"/>
+          <w:szCs w:val="18"/>
+        </w:rPr>
+        <w:t xml:space="preserve">Peer names are from general market reporting, not independently verified market-share comparisons this pass. Industry is still in an adding/capacity-build phase (GNG doubled capacity in FY26 while running at ~40% utilisation) rather than a consolidating one, which caps pricing power even for the scale leader.</w:t>
+      </w:r>
+    </w:p>
+    <w:p>
+      <w:pPr>
+        <w:spacing w:after="60" w:before="120"/>
+      </w:pPr>
+      <w:r>
+        <w:rPr>
+          <w:b/>
+          <w:bCs/>
+          <w:sz w:val="20"/>
+          <w:szCs w:val="20"/>
+        </w:rPr>
+        <w:t xml:space="preserve">Earnings quality: </w:t>
+      </w:r>
+      <w:r>
+        <w:rPr>
+          <w:sz w:val="20"/>
+          <w:szCs w:val="20"/>
+        </w:rPr>
+        <w:t xml:space="preserve">margin driver mixed</w:t>
+      </w:r>
+      <w:r>
+        <w:rPr>
+          <w:b/>
+          <w:bCs/>
+          <w:color w:val="A32020"/>
+          <w:sz w:val="20"/>
+          <w:szCs w:val="20"/>
+        </w:rPr>
+        <w:t xml:space="preserve">  — PEAK-MARGIN RISK: do not capitalise current margins</w:t>
+      </w:r>
+    </w:p>
+    <w:p>
+      <w:pPr>
+        <w:spacing w:after="120"/>
+      </w:pPr>
+      <w:r>
+        <w:rPr>
+          <w:color w:val="666666"/>
+          <w:sz w:val="18"/>
+          <w:szCs w:val="18"/>
+        </w:rPr>
+        <w:t xml:space="preserve">Drivers: Pre-spike inventory bought ahead of the memory-chip price surge - an estimated 80-120bps of FY26 margin gain is this cyclical timing effect, expected to partially unwind over 12-18 months; New distributor partnerships (Ingram Micro, Supertron) and India revenue mix shift (+80% YoY) - more structural, though the associated 30-45 day credit terms are also what drove the receivables build; Operating leverage from utilisation ramping off a ~40% base.</w:t>
+      </w:r>
+    </w:p>
+    <w:p>
+      <w:pPr>
+        <w:spacing w:after="120"/>
+      </w:pPr>
+      <w:r>
+        <w:rPr>
+          <w:color w:val="666666"/>
+          <w:sz w:val="18"/>
+          <w:szCs w:val="18"/>
+        </w:rPr>
+        <w:t xml:space="preserve">Management's own FY27 guidance (EBITDA margin ~11.5% vs FY26's 10.6%, only ~90bps of further gain) is modest next to FY26's own margin jump (8%-&gt;10.6% OPM), consistent with management itself expecting some of the FY26 cyclical inventory-timing gain to fade.</w:t>
+      </w:r>
+    </w:p>
+    <w:p>
+      <w:pPr>
+        <w:spacing w:after="60" w:before="120"/>
+      </w:pPr>
+      <w:r>
+        <w:rPr>
+          <w:b/>
+          <w:bCs/>
+          <w:sz w:val="20"/>
+          <w:szCs w:val="20"/>
+        </w:rPr>
+        <w:t xml:space="preserve">Growth trajectory: </w:t>
+      </w:r>
+      <w:r>
+        <w:rPr>
+          <w:b w:val="false"/>
+          <w:bCs w:val="false"/>
+          <w:sz w:val="20"/>
+          <w:szCs w:val="20"/>
+        </w:rPr>
+        <w:t xml:space="preserve">YoY growth rate is accelerating</w:t>
+      </w:r>
+    </w:p>
+    <w:p>
+      <w:pPr>
+        <w:spacing w:after="120"/>
+      </w:pPr>
+      <w:r>
+        <w:rPr>
+          <w:color w:val="666666"/>
+          <w:sz w:val="18"/>
+          <w:szCs w:val="18"/>
+        </w:rPr>
+        <w:t xml:space="preserve">Revenue YoY, oldest-&gt;newest through FY26 into Q1 FY27: ~22% (early FY26) -&gt; ~34% (H1 FY26) -&gt; ~40% (Q3 FY26) -&gt; ~43% (Q4 FY26, Rs 651.7 Cr) -&gt; 32% (Q1 FY27, Rs 412.5 Cr) - the most recent print is a step down from the Q4 FY26 peak.</w:t>
+      </w:r>
+    </w:p>
+    <w:p>
+      <w:pPr>
+        <w:spacing w:after="120"/>
+      </w:pPr>
+      <w:r>
+        <w:rPr>
+          <w:color w:val="666666"/>
+          <w:sz w:val="18"/>
+          <w:szCs w:val="18"/>
+        </w:rPr>
+        <w:t xml:space="preserve">Reverse P/E: ~55-60x trailing P/E (mcap/FY26 PAT) needs sustained 25-30%+ EPS CAGR through FY28-29 to de-rate to a defensible 25-30x multiple. FY27 guidance of 25% revenue growth + only ~50bps PAT-margin improvement is itself a deceleration from FY26's 34%/91% pace - a gap between the trend and what the multiple implicitly needs.</w:t>
+      </w:r>
+    </w:p>
+    <w:p>
+      <w:pPr>
+        <w:spacing w:after="120"/>
+      </w:pPr>
+      <w:r>
+        <w:rPr>
+          <w:b/>
+          <w:bCs/>
+          <w:sz w:val="20"/>
+          <w:szCs w:val="20"/>
+        </w:rPr>
+        <w:t xml:space="preserve">Management quality (TVGP's "P"):</w:t>
+      </w:r>
+    </w:p>
+    <w:tbl>
+      <w:tblPr>
+        <w:tblW w:type="dxa" w:w="9000"/>
+        <w:tblBorders>
+          <w:top w:val="single" w:color="auto" w:sz="4"/>
+          <w:left w:val="single" w:color="auto" w:sz="4"/>
+          <w:bottom w:val="single" w:color="auto" w:sz="4"/>
+          <w:right w:val="single" w:color="auto" w:sz="4"/>
+          <w:insideH w:val="single" w:color="auto" w:sz="4"/>
+          <w:insideV w:val="single" w:color="auto" w:sz="4"/>
+        </w:tblBorders>
+      </w:tblPr>
+      <w:tblGrid>
+        <w:gridCol w:w="3200"/>
+        <w:gridCol w:w="5800"/>
+      </w:tblGrid>
+      <w:tr>
+        <w:tc>
+          <w:tcPr>
+            <w:tcW w:type="dxa" w:w="3200"/>
+            <w:shd w:fill="F2F2F2" w:val="clear"/>
+          </w:tcPr>
+          <w:p>
+            <w:r>
+              <w:rPr>
+                <w:b/>
+                <w:bCs/>
+              </w:rPr>
+              <w:t xml:space="preserve">Assessment</w:t>
+            </w:r>
+          </w:p>
+        </w:tc>
+        <w:tc>
+          <w:tcPr>
+            <w:tcW w:type="dxa" w:w="5800"/>
+          </w:tcPr>
+          <w:p>
+            <w:r>
+              <w:t xml:space="preserve">neutral</w:t>
+            </w:r>
+          </w:p>
+        </w:tc>
+      </w:tr>
+      <w:tr>
+        <w:tc>
+          <w:tcPr>
+            <w:tcW w:type="dxa" w:w="3200"/>
+            <w:shd w:fill="F2F2F2" w:val="clear"/>
+          </w:tcPr>
+          <w:p>
+            <w:r>
+              <w:rPr>
+                <w:b/>
+                <w:bCs/>
+              </w:rPr>
+              <w:t xml:space="preserve">Capital allocation</w:t>
+            </w:r>
+          </w:p>
+        </w:tc>
+        <w:tc>
+          <w:tcPr>
+            <w:tcW w:type="dxa" w:w="5800"/>
+          </w:tcPr>
+          <w:p>
+            <w:r>
+              <w:t xml:space="preserve">IPO proceeds (~Rs 460 Cr, Jul-2025) were applied to debt paydown and working capital; FY26 capex doubled refurbishing capacity ahead of demand (still running at ~40% utilisation); no unrelated diversification observed (unclear)</w:t>
+            </w:r>
+          </w:p>
+        </w:tc>
+      </w:tr>
+      <w:tr>
+        <w:tc>
+          <w:tcPr>
+            <w:tcW w:type="dxa" w:w="3200"/>
+            <w:shd w:fill="F2F2F2" w:val="clear"/>
+          </w:tcPr>
+          <w:p>
+            <w:r>
+              <w:rPr>
+                <w:b/>
+                <w:bCs/>
+              </w:rPr>
+              <w:t xml:space="preserve">Related-party trend</w:t>
+            </w:r>
+          </w:p>
+        </w:tc>
+        <w:tc>
+          <w:tcPr>
+            <w:tcW w:type="dxa" w:w="5800"/>
+          </w:tcPr>
+          <w:p>
+            <w:r>
+              <w:t xml:space="preserve">unclear</w:t>
+            </w:r>
+          </w:p>
+        </w:tc>
+      </w:tr>
+      <w:tr>
+        <w:tc>
+          <w:tcPr>
+            <w:tcW w:type="dxa" w:w="3200"/>
+            <w:shd w:fill="F2F2F2" w:val="clear"/>
+          </w:tcPr>
+          <w:p>
+            <w:r>
+              <w:rPr>
+                <w:b/>
+                <w:bCs/>
+              </w:rPr>
+              <w:t xml:space="preserve">Guidance credibility</w:t>
+            </w:r>
+          </w:p>
+        </w:tc>
+        <w:tc>
+          <w:tcPr>
+            <w:tcW w:type="dxa" w:w="5800"/>
+          </w:tcPr>
+          <w:p>
+            <w:r>
+              <w:t xml:space="preserve">reliable</w:t>
+            </w:r>
+          </w:p>
+        </w:tc>
+      </w:tr>
+      <w:tr>
+        <w:tc>
+          <w:tcPr>
+            <w:tcW w:type="dxa" w:w="3200"/>
+            <w:shd w:fill="F2F2F2" w:val="clear"/>
+          </w:tcPr>
+          <w:p>
+            <w:r>
+              <w:rPr>
+                <w:b/>
+                <w:bCs/>
+              </w:rPr>
+              <w:t xml:space="preserve">Shareholder returns</w:t>
+            </w:r>
+          </w:p>
+        </w:tc>
+        <w:tc>
+          <w:tcPr>
+            <w:tcW w:type="dxa" w:w="5800"/>
+          </w:tcPr>
+          <w:p>
+            <w:r>
+              <w:t xml:space="preserve">none</w:t>
+            </w:r>
+          </w:p>
+        </w:tc>
+      </w:tr>
+      <w:tr>
+        <w:tc>
+          <w:tcPr>
+            <w:tcW w:type="dxa" w:w="3200"/>
+            <w:shd w:fill="F2F2F2" w:val="clear"/>
+          </w:tcPr>
+          <w:p>
+            <w:r>
+              <w:rPr>
+                <w:b/>
+                <w:bCs/>
+              </w:rPr>
+              <w:t xml:space="preserve">Capability ladder / VAP</w:t>
+            </w:r>
+          </w:p>
+        </w:tc>
+        <w:tc>
+          <w:tcPr>
+            <w:tcW w:type="dxa" w:w="5800"/>
+          </w:tcPr>
+          <w:p>
+            <w:r>
+              <w:t xml:space="preserve">Explicit expansion from direct device refurbishment into a distributor-partner channel (Ingram Micro, Supertron) and broader ITAD/e-waste services - moving toward enterprise IT-asset-management relationships, not just consumer resale.</w:t>
+            </w:r>
+          </w:p>
+        </w:tc>
+      </w:tr>
+    </w:tbl>
+    <w:p>
+      <w:pPr>
+        <w:spacing w:after="120"/>
+      </w:pPr>
+      <w:r>
+        <w:rPr>
+          <w:b/>
+          <w:bCs/>
+          <w:sz w:val="20"/>
+          <w:szCs w:val="20"/>
+        </w:rPr>
+        <w:t xml:space="preserve">Quality metrics (ROCE · debt · FCF · margin · capex):</w:t>
+      </w:r>
+    </w:p>
+    <w:tbl>
+      <w:tblPr>
+        <w:tblW w:type="dxa" w:w="9000"/>
+        <w:tblBorders>
+          <w:top w:val="single" w:color="auto" w:sz="4"/>
+          <w:left w:val="single" w:color="auto" w:sz="4"/>
+          <w:bottom w:val="single" w:color="auto" w:sz="4"/>
+          <w:right w:val="single" w:color="auto" w:sz="4"/>
+          <w:insideH w:val="single" w:color="auto" w:sz="4"/>
+          <w:insideV w:val="single" w:color="auto" w:sz="4"/>
+        </w:tblBorders>
+      </w:tblPr>
+      <w:tblGrid>
+        <w:gridCol w:w="3200"/>
+        <w:gridCol w:w="5800"/>
+      </w:tblGrid>
+      <w:tr>
+        <w:tc>
+          <w:tcPr>
+            <w:tcW w:type="dxa" w:w="3200"/>
+            <w:shd w:fill="F2F2F2" w:val="clear"/>
+          </w:tcPr>
+          <w:p>
+            <w:r>
+              <w:rPr>
+                <w:b/>
+                <w:bCs/>
+              </w:rPr>
+              <w:t xml:space="preserve">Assessment</w:t>
+            </w:r>
+          </w:p>
+        </w:tc>
+        <w:tc>
+          <w:tcPr>
+            <w:tcW w:type="dxa" w:w="5800"/>
+          </w:tcPr>
+          <w:p>
+            <w:r>
+              <w:t xml:space="preserve">concern</w:t>
+            </w:r>
+          </w:p>
+        </w:tc>
+      </w:tr>
+      <w:tr>
+        <w:tc>
+          <w:tcPr>
+            <w:tcW w:type="dxa" w:w="3200"/>
+            <w:shd w:fill="F2F2F2" w:val="clear"/>
+          </w:tcPr>
+          <w:p>
+            <w:r>
+              <w:rPr>
+                <w:b/>
+                <w:bCs/>
+              </w:rPr>
+              <w:t xml:space="preserve">ROCE</w:t>
+            </w:r>
+          </w:p>
+        </w:tc>
+        <w:tc>
+          <w:tcPr>
+            <w:tcW w:type="dxa" w:w="5800"/>
+          </w:tcPr>
+          <w:p>
+            <w:r>
+              <w:t xml:space="preserve">20% (stable)</w:t>
+            </w:r>
+          </w:p>
+        </w:tc>
+      </w:tr>
+      <w:tr>
+        <w:tc>
+          <w:tcPr>
+            <w:tcW w:type="dxa" w:w="3200"/>
+            <w:shd w:fill="F2F2F2" w:val="clear"/>
+          </w:tcPr>
+          <w:p>
+            <w:r>
+              <w:rPr>
+                <w:b/>
+                <w:bCs/>
+              </w:rPr>
+              <w:t xml:space="preserve">Leverage</w:t>
+            </w:r>
+          </w:p>
+        </w:tc>
+        <w:tc>
+          <w:tcPr>
+            <w:tcW w:type="dxa" w:w="5800"/>
+          </w:tcPr>
+          <w:p>
+            <w:r>
+              <w:t xml:space="preserve">Net debt/EBITDA 1.5x</w:t>
+            </w:r>
+          </w:p>
+        </w:tc>
+      </w:tr>
+      <w:tr>
+        <w:tc>
+          <w:tcPr>
+            <w:tcW w:type="dxa" w:w="3200"/>
+            <w:shd w:fill="F2F2F2" w:val="clear"/>
+          </w:tcPr>
+          <w:p>
+            <w:r>
+              <w:rPr>
+                <w:b/>
+                <w:bCs/>
+              </w:rPr>
+              <w:t xml:space="preserve">FCF conversion</w:t>
+            </w:r>
+          </w:p>
+        </w:tc>
+        <w:tc>
+          <w:tcPr>
+            <w:tcW w:type="dxa" w:w="5800"/>
+          </w:tcPr>
+          <w:p>
+            <w:r>
+              <w:t xml:space="preserve">-126%</w:t>
+            </w:r>
+          </w:p>
+        </w:tc>
+      </w:tr>
+      <w:tr>
+        <w:tc>
+          <w:tcPr>
+            <w:tcW w:type="dxa" w:w="3200"/>
+            <w:shd w:fill="F2F2F2" w:val="clear"/>
+          </w:tcPr>
+          <w:p>
+            <w:r>
+              <w:rPr>
+                <w:b/>
+                <w:bCs/>
+              </w:rPr>
+              <w:t xml:space="preserve">Margin trend</w:t>
+            </w:r>
+          </w:p>
+        </w:tc>
+        <w:tc>
+          <w:tcPr>
+            <w:tcW w:type="dxa" w:w="5800"/>
+          </w:tcPr>
+          <w:p>
+            <w:r>
+              <w:t xml:space="preserve">expanding</w:t>
+            </w:r>
+          </w:p>
+        </w:tc>
+      </w:tr>
+      <w:tr>
+        <w:tc>
+          <w:tcPr>
+            <w:tcW w:type="dxa" w:w="3200"/>
+            <w:shd w:fill="F2F2F2" w:val="clear"/>
+          </w:tcPr>
+          <w:p>
+            <w:r>
+              <w:rPr>
+                <w:b/>
+                <w:bCs/>
+              </w:rPr>
+              <w:t xml:space="preserve">Capex efficiency</w:t>
+            </w:r>
+          </w:p>
+        </w:tc>
+        <w:tc>
+          <w:tcPr>
+            <w:tcW w:type="dxa" w:w="5800"/>
+          </w:tcPr>
+          <w:p>
+            <w:r>
+              <w:t xml:space="preserve">neutral</w:t>
+            </w:r>
+          </w:p>
+        </w:tc>
+      </w:tr>
+    </w:tbl>
+    <w:p>
+      <w:pPr>
+        <w:spacing w:after="60" w:before="120"/>
+      </w:pPr>
+      <w:r>
+        <w:rPr>
+          <w:b/>
+          <w:bCs/>
+          <w:sz w:val="20"/>
+          <w:szCs w:val="20"/>
+        </w:rPr>
+        <w:t xml:space="preserve">Track record (Coffee Can persistence check): </w:t>
+      </w:r>
+      <w:r>
+        <w:rPr>
+          <w:sz w:val="20"/>
+          <w:szCs w:val="20"/>
+        </w:rPr>
+        <w:t xml:space="preserve">cleared revenue growth ≥10% AND ROCE ≥15% in 3 of the last 4 years (consistency_score 75)</w:t>
+      </w:r>
+    </w:p>
+    <w:p>
+      <w:pPr>
+        <w:spacing w:after="120"/>
+      </w:pPr>
+      <w:r>
+        <w:rPr>
+          <w:color w:val="666666"/>
+          <w:sz w:val="18"/>
+          <w:szCs w:val="18"/>
+        </w:rPr>
+        <w:t xml:space="preserve">FY23-FY26 checked (screener): FY23 (27% growth, 21% ROCE) and FY24 (72% growth, 20% ROCE) and FY25 (24% growth, 20% ROCE) all clear both &gt;=10% revenue growth and &gt;=15% ROCE. FY26 clears the growth leg easily (34%) but ROCE is not confirmable post-IPO (Jul-2025 equity infusion enlarges the capital base mid-year, and screener does not show a clean FY26 ROCE) - treated conservatively as not cleared pending a confirmed FY26 ROCE figure, so years_cleared = 3 of 4.</w:t>
       </w:r>
     </w:p>
     <w:p>
@@ -379,59 +1940,15 @@
         <w:spacing w:after="120" w:before="280"/>
       </w:pPr>
       <w:r>
-        <w:t xml:space="preserve">Bear Case / Key Risks</w:t>
-      </w:r>
-    </w:p>
-    <w:p>
-      <w:pPr>
-        <w:pStyle w:val="ListParagraph"/>
-        <w:numPr>
-          <w:ilvl w:val="0"/>
-          <w:numId w:val="1"/>
-        </w:numPr>
-        <w:spacing w:after="60"/>
-      </w:pPr>
-      <w:r>
-        <w:t xml:space="preserve">Debt/equity near 2x is meaningfully leveraged for a working-capital-intensive refurbishing/inventory business</w:t>
-      </w:r>
-    </w:p>
-    <w:p>
-      <w:pPr>
-        <w:pStyle w:val="ListParagraph"/>
-        <w:numPr>
-          <w:ilvl w:val="0"/>
-          <w:numId w:val="1"/>
-        </w:numPr>
-        <w:spacing w:after="60"/>
-      </w:pPr>
-      <w:r>
-        <w:t xml:space="preserve">Valuation already rich at ~54.4x trailing P/E - a large part of the growth story looks priced in after the stock's near-tripling off its 52-week low</w:t>
-      </w:r>
-    </w:p>
-    <w:p>
-      <w:pPr>
-        <w:pStyle w:val="ListParagraph"/>
-        <w:numPr>
-          <w:ilvl w:val="0"/>
-          <w:numId w:val="1"/>
-        </w:numPr>
-        <w:spacing w:after="60"/>
-      </w:pPr>
-      <w:r>
-        <w:t xml:space="preserve">Refurbishing/ITAD moat rests on scale/sourcing-network advantages that, while real, face competition from other regional and global refurbishers</w:t>
-      </w:r>
-    </w:p>
-    <w:p>
-      <w:pPr>
-        <w:pStyle w:val="ListParagraph"/>
-        <w:numPr>
-          <w:ilvl w:val="0"/>
-          <w:numId w:val="1"/>
-        </w:numPr>
-        <w:spacing w:after="60"/>
-      </w:pPr>
-      <w:r>
-        <w:t xml:space="preserve">No forum/community corroboration found this pass</w:t>
+        <w:t xml:space="preserve">Technical Read (Weekly / Monthly MACD + Bollinger Bands, or RSI/CCI/Williams %R proxy)</w:t>
+      </w:r>
+    </w:p>
+    <w:p>
+      <w:pPr>
+        <w:spacing w:after="120"/>
+      </w:pPr>
+      <w:r>
+        <w:t xml:space="preserve">52-week range Rs 239-712 - the stock has nearly tripled off its low over the past year. As of this pass (Sept-2026) it is trading ~27% above its own 30-week EMA and has outperformed the Nifty 500 by ~19 percentage points over the trailing quarter - strong live technical momentum layered on top of an already-rich valuation.</w:t>
       </w:r>
     </w:p>
     <w:p>
@@ -440,7 +1957,15 @@
         <w:spacing w:after="120" w:before="280"/>
       </w:pPr>
       <w:r>
-        <w:t xml:space="preserve">Market-Cap Tier (informational — not a gate in this project)</w:t>
+        <w:t xml:space="preserve">ValuePickr Community Signal</w:t>
+      </w:r>
+    </w:p>
+    <w:p>
+      <w:pPr>
+        <w:spacing w:after="120"/>
+      </w:pPr>
+      <w:r>
+        <w:t xml:space="preserve">No forum thread read this pass (topic_id null); assessment remains web/filings-based only, now with fuller quarterly and concall-derived detail than the original light pass.</w:t>
       </w:r>
     </w:p>
     <w:p>
@@ -451,8 +1976,229 @@
         <w:rPr>
           <w:b/>
           <w:bCs/>
-        </w:rPr>
-        <w:t xml:space="preserve">Small/mid-cap (~Rs 7,749 Cr)</w:t>
+          <w:sz w:val="20"/>
+          <w:szCs w:val="20"/>
+        </w:rPr>
+        <w:t xml:space="preserve">High-conviction call from a top contributor: </w:t>
+      </w:r>
+      <w:r>
+        <w:rPr>
+          <w:sz w:val="20"/>
+          <w:szCs w:val="20"/>
+        </w:rPr>
+        <w:t xml:space="preserve">None sought this pass.</w:t>
+      </w:r>
+    </w:p>
+    <w:p>
+      <w:pPr>
+        <w:pStyle w:val="Heading1"/>
+        <w:spacing w:after="120" w:before="280"/>
+      </w:pPr>
+      <w:r>
+        <w:t xml:space="preserve">BSE Corporate Actions / Other Red Flags</w:t>
+      </w:r>
+    </w:p>
+    <w:p>
+      <w:pPr>
+        <w:spacing w:after="120"/>
+      </w:pPr>
+      <w:r>
+        <w:t xml:space="preserve">No going-concern, pledge, or SEBI/fraud issue surfaced. New this pass: (1) company publicly refuted social-media misinformation alleging its Electronics Bazaar brand benefits promoter entity Kay Kay Overseas Corporation (KKOC) rather than GNG itself - unverified, refuted, flagged as a governance watch-item, not a confirmed red flag; (2) CARE upgraded GNG's credit rating to BBB (Apr-2026) on consolidated financials; (3) ICICI Bank extended a ~Rs 72 Cr working-capital facility. Elevated leverage (net debt Rs 300 Cr Mar-2026, down from Rs 466 Cr Dec-2025) and the FY26 operating-cash-flow swing to -Rs 215 Cr are balance-sheet/cash-quality risks to monitor, not exclusion-level red flags.</w:t>
+      </w:r>
+    </w:p>
+    <w:p>
+      <w:pPr>
+        <w:pStyle w:val="Heading1"/>
+        <w:spacing w:after="120" w:before="280"/>
+      </w:pPr>
+      <w:r>
+        <w:t xml:space="preserve">Bull Case</w:t>
+      </w:r>
+    </w:p>
+    <w:p>
+      <w:pPr>
+        <w:pStyle w:val="ListParagraph"/>
+        <w:numPr>
+          <w:ilvl w:val="0"/>
+          <w:numId w:val="1"/>
+        </w:numPr>
+        <w:spacing w:after="60"/>
+      </w:pPr>
+      <w:r>
+        <w:t xml:space="preserve">Confirmed, multi-pronged structural tailwind: memory-chip shortage pushing new-laptop prices up 40-57%, Windows 10 EOL refresh cycle, and India e-waste/EU Right-to-Repair rules all favour refurbished-ICT/ITAD players - more concretely evidenced this pass than the original write-up captured</w:t>
+      </w:r>
+    </w:p>
+    <w:p>
+      <w:pPr>
+        <w:pStyle w:val="ListParagraph"/>
+        <w:numPr>
+          <w:ilvl w:val="0"/>
+          <w:numId w:val="1"/>
+        </w:numPr>
+        <w:spacing w:after="60"/>
+      </w:pPr>
+      <w:r>
+        <w:t xml:space="preserve">FY26 revenue +34%/PAT +91% beat management's own 20-25% growth guidance given mid-year - a real guidance-credibility positive from a company barely a year past its IPO</w:t>
+      </w:r>
+    </w:p>
+    <w:p>
+      <w:pPr>
+        <w:pStyle w:val="ListParagraph"/>
+        <w:numPr>
+          <w:ilvl w:val="0"/>
+          <w:numId w:val="1"/>
+        </w:numPr>
+        <w:spacing w:after="60"/>
+      </w:pPr>
+      <w:r>
+        <w:t xml:space="preserve">New India distribution tie-ups with Ingram Micro and Supertron (Feb-2026) drove India revenue +80% YoY to Rs 622 Cr - early-stage but real commercial traction</w:t>
+      </w:r>
+    </w:p>
+    <w:p>
+      <w:pPr>
+        <w:pStyle w:val="ListParagraph"/>
+        <w:numPr>
+          <w:ilvl w:val="0"/>
+          <w:numId w:val="1"/>
+        </w:numPr>
+        <w:spacing w:after="60"/>
+      </w:pPr>
+      <w:r>
+        <w:t xml:space="preserve">Net debt more than halved from its Dec-2025 peak (Rs 466 Cr) to Rs 300 Cr by Mar-2026; management states no capital raise needed before FY29</w:t>
+      </w:r>
+    </w:p>
+    <w:p>
+      <w:pPr>
+        <w:pStyle w:val="ListParagraph"/>
+        <w:numPr>
+          <w:ilvl w:val="0"/>
+          <w:numId w:val="1"/>
+        </w:numPr>
+        <w:spacing w:after="60"/>
+      </w:pPr>
+      <w:r>
+        <w:t xml:space="preserve">Scale leadership (largest India-based refurbisher, 46-country footprint, ~4,700 distribution touchpoints) with a still-underutilised asset base (~40% capacity utilisation) giving genuine operating-leverage room without near-term capex</w:t>
+      </w:r>
+    </w:p>
+    <w:p>
+      <w:pPr>
+        <w:pStyle w:val="Heading1"/>
+        <w:spacing w:after="120" w:before="280"/>
+      </w:pPr>
+      <w:r>
+        <w:t xml:space="preserve">Bear Case / Key Risks</w:t>
+      </w:r>
+    </w:p>
+    <w:p>
+      <w:pPr>
+        <w:pStyle w:val="ListParagraph"/>
+        <w:numPr>
+          <w:ilvl w:val="0"/>
+          <w:numId w:val="1"/>
+        </w:numPr>
+        <w:spacing w:after="60"/>
+      </w:pPr>
+      <w:r>
+        <w:t xml:space="preserve">FY26 operating cash flow swung to -Rs 215 Cr (screener, consolidated) from +Rs 25 Cr FY25/+Rs 97 Cr FY24 despite revenue and margin both growing - a large, confirmed inventory (+Rs 253 Cr) and receivables (+Rs 340 Cr) build; one analyst pegs historical OCF conversion at just 3-36% of reported profit</w:t>
+      </w:r>
+    </w:p>
+    <w:p>
+      <w:pPr>
+        <w:pStyle w:val="ListParagraph"/>
+        <w:numPr>
+          <w:ilvl w:val="0"/>
+          <w:numId w:val="1"/>
+        </w:numPr>
+        <w:spacing w:after="60"/>
+      </w:pPr>
+      <w:r>
+        <w:t xml:space="preserve">An estimated 80-120bps of FY26 EBITDA margin expansion appears to be a cyclical inventory-timing gain from buying stock ahead of the memory-chip price spike; this is expected to partially unwind over 12-18 months as replacement inventory is bought at higher costs</w:t>
+      </w:r>
+    </w:p>
+    <w:p>
+      <w:pPr>
+        <w:pStyle w:val="ListParagraph"/>
+        <w:numPr>
+          <w:ilvl w:val="0"/>
+          <w:numId w:val="1"/>
+        </w:numPr>
+        <w:spacing w:after="60"/>
+      </w:pPr>
+      <w:r>
+        <w:t xml:space="preserve">Rich valuation on trailing numbers (~55-60x trailing P/E on FY26 PAT) despite the newly-confirmed cash-conversion weakness not obviously being discounted by the market</w:t>
+      </w:r>
+    </w:p>
+    <w:p>
+      <w:pPr>
+        <w:pStyle w:val="ListParagraph"/>
+        <w:numPr>
+          <w:ilvl w:val="0"/>
+          <w:numId w:val="1"/>
+        </w:numPr>
+        <w:spacing w:after="60"/>
+      </w:pPr>
+      <w:r>
+        <w:t xml:space="preserve">New governance question mark: company had to publicly refute social-media claims about brand value flowing to a promoter-linked entity (KKOC) - refuted, unverified, but a fresh item that didn't exist in the prior pass</w:t>
+      </w:r>
+    </w:p>
+    <w:p>
+      <w:pPr>
+        <w:pStyle w:val="ListParagraph"/>
+        <w:numPr>
+          <w:ilvl w:val="0"/>
+          <w:numId w:val="1"/>
+        </w:numPr>
+        <w:spacing w:after="60"/>
+      </w:pPr>
+      <w:r>
+        <w:t xml:space="preserve">Thin free float - promoters hold 74.8% (Sept-2026) - creating volatility risk</w:t>
+      </w:r>
+    </w:p>
+    <w:p>
+      <w:pPr>
+        <w:pStyle w:val="ListParagraph"/>
+        <w:numPr>
+          <w:ilvl w:val="0"/>
+          <w:numId w:val="1"/>
+        </w:numPr>
+        <w:spacing w:after="60"/>
+      </w:pPr>
+      <w:r>
+        <w:t xml:space="preserve">Refurbishing/ITAD moat rests on scale/sourcing-network advantages that, while real, face competition from other regional and global refurbishers (e.g., Cashify, Yaantra in India; ITRenew, Foxway globally) - not independently verified this pass</w:t>
+      </w:r>
+    </w:p>
+    <w:p>
+      <w:pPr>
+        <w:pStyle w:val="ListParagraph"/>
+        <w:numPr>
+          <w:ilvl w:val="0"/>
+          <w:numId w:val="1"/>
+        </w:numPr>
+        <w:spacing w:after="60"/>
+      </w:pPr>
+      <w:r>
+        <w:t xml:space="preserve">FY27 guidance itself (25% revenue growth, only ~90bps further EBITDA margin gain) is a deceleration from FY26's 34%/91% pace, a gap the current multiple does not appear to price</w:t>
+      </w:r>
+    </w:p>
+    <w:p>
+      <w:pPr>
+        <w:pStyle w:val="Heading1"/>
+        <w:spacing w:after="120" w:before="280"/>
+      </w:pPr>
+      <w:r>
+        <w:t xml:space="preserve">Market-Cap Tier (informational — not a gate in this project)</w:t>
+      </w:r>
+    </w:p>
+    <w:p>
+      <w:pPr>
+        <w:spacing w:after="120"/>
+      </w:pPr>
+      <w:r>
+        <w:rPr>
+          <w:b/>
+          <w:bCs/>
+        </w:rPr>
+        <w:t xml:space="preserve">Small/mid-cap (~Rs 8,015 Cr)</w:t>
       </w:r>
     </w:p>
     <w:p>
@@ -503,7 +2249,7 @@
           <w:sz w:val="20"/>
           <w:szCs w:val="20"/>
         </w:rPr>
-        <w:t xml:space="preserve">Real circular-economy/refurbished-electronics tailwind and large TAM with demonstrated scale leadership (moat weak - real but not unassailable), but ~54.4x trailing P/E and ~2x debt/equity leverage keep valuation at 'no'.</w:t>
+        <w:t xml:space="preserve">Real, now multiply-evidenced circular-economy/refurbished-electronics + ITAD tailwind (memory shortage, Windows 10 EOL, e-waste rules) and large TAM with demonstrated scale leadership (moat weak - real but not unassailable vs other refurbishers), but ~55-60x trailing P/E and a confirmed FY26 operating-cash-flow collapse keep valuation at 'no'.</w:t>
       </w:r>
     </w:p>
     <w:p>
@@ -526,59 +2272,59 @@
           <w:sz w:val="24"/>
           <w:szCs w:val="24"/>
         </w:rPr>
-        <w:t xml:space="preserve">Genuinely strong operating growth and returns (26% revenue CAGR, ~20% ROCE) in a real circular-economy tailwind, but ~54x P/E and ~2x D/E leverage keep this at 'neither' rather than a 10x/100x label. Conviction Medium.</w:t>
-      </w:r>
-    </w:p>
-    <w:p>
-      <w:pPr>
-        <w:pStyle w:val="ListParagraph"/>
-        <w:numPr>
-          <w:ilvl w:val="0"/>
-          <w:numId w:val="1"/>
-        </w:numPr>
-        <w:spacing w:after="60"/>
-      </w:pPr>
-      <w:r>
-        <w:t xml:space="preserve">four_box = 2.5 (tailwind yes - circular-economy/refurbished-electronics + ITAD structural tailwind; tam yes - large, underpenetrated global refurbished-electronics/e-waste market; moat weak - real scale leadership but not unassailable against other refurbishers; valuation no - ~54.4x trailing P/E already prices in much of the growth, compounded by ~2x D/E leverage). Score 2.0-2.5 band defaults to 'neither', no exception written given the leverage + valuation combination.</w:t>
-      </w:r>
-    </w:p>
-    <w:p>
-      <w:pPr>
-        <w:pStyle w:val="ListParagraph"/>
-        <w:numPr>
-          <w:ilvl w:val="0"/>
-          <w:numId w:val="1"/>
-        </w:numPr>
-        <w:spacing w:after="60"/>
-      </w:pPr>
-      <w:r>
-        <w:t xml:space="preserve">No red flag; elevated D/E (~1.97) is flagged as a balance-sheet risk to monitor rather than an exclusion.</w:t>
-      </w:r>
-    </w:p>
-    <w:p>
-      <w:pPr>
-        <w:pStyle w:val="ListParagraph"/>
-        <w:numPr>
-          <w:ilvl w:val="0"/>
-          <w:numId w:val="1"/>
-        </w:numPr>
-        <w:spacing w:after="60"/>
-      </w:pPr>
-      <w:r>
-        <w:t xml:space="preserve">X source was bullish/medium-conviction; independent fundamentals partly corroborate (genuinely strong growth/returns) but the rich valuation and leverage temper the case from a higher conviction level.</w:t>
-      </w:r>
-    </w:p>
-    <w:p>
-      <w:pPr>
-        <w:pStyle w:val="ListParagraph"/>
-        <w:numPr>
-          <w:ilvl w:val="0"/>
-          <w:numId w:val="1"/>
-        </w:numPr>
-        <w:spacing w:after="60"/>
-      </w:pPr>
-      <w:r>
-        <w:t xml:space="preserve">No forum thread read (topic_id null); given strong-but-not-clean numbers, this stays a fast triage write-up rather than escalating into a forum deep-dive.</w:t>
+        <w:t xml:space="preserve">Genuinely strong, guidance-beating growth in a now more concretely evidenced structural tailwind, but a confirmed FY26 operating-cash-flow collapse, a rich trailing multiple, and a fresh unverified governance question mark pull this from 'Medium' toward 'Low-Medium' rather than resolving the original light-pass caution.</w:t>
+      </w:r>
+    </w:p>
+    <w:p>
+      <w:pPr>
+        <w:pStyle w:val="ListParagraph"/>
+        <w:numPr>
+          <w:ilvl w:val="0"/>
+          <w:numId w:val="1"/>
+        </w:numPr>
+        <w:spacing w:after="60"/>
+      </w:pPr>
+      <w:r>
+        <w:t xml:space="preserve">four_box = 2.5 (tailwind yes - multiple structural drivers now independently confirmed; tam yes - large, underpenetrated global refurbished-electronics/ITAD/e-waste market across 46 countries; moat weak - real scale leadership but not unassailable against other refurbishers; valuation no - ~55-60x trailing P/E does not appear to discount the newly-confirmed cash-conversion weakness). Score stays in the 2.0-2.5 band -&gt; 'neither', no exception written.</w:t>
+      </w:r>
+    </w:p>
+    <w:p>
+      <w:pPr>
+        <w:pStyle w:val="ListParagraph"/>
+        <w:numPr>
+          <w:ilvl w:val="0"/>
+          <w:numId w:val="1"/>
+        </w:numPr>
+        <w:spacing w:after="60"/>
+      </w:pPr>
+      <w:r>
+        <w:t xml:space="preserve">No red-flag-tier trigger (no going-concern/pledge/SEBI issue, no promoter-holding collapse or auditor resignation) - the KKOC social-media allegation was refuted by the company and is unverified, so it is flagged as a governance watch-item in quality_metrics/management_quality rather than a red_flag_tier.</w:t>
+      </w:r>
+    </w:p>
+    <w:p>
+      <w:pPr>
+        <w:pStyle w:val="ListParagraph"/>
+        <w:numPr>
+          <w:ilvl w:val="0"/>
+          <w:numId w:val="1"/>
+        </w:numPr>
+        <w:spacing w:after="60"/>
+      </w:pPr>
+      <w:r>
+        <w:t xml:space="preserve">The original light-pass caution (FY26 FCF collapse) is CONFIRMED and strengthened by an independent source (screener.in CFO of -Rs 215 Cr FY26, consistent with the prior -Rs 238 Cr FCF estimate net of modest capex) - this pass does not walk it back, it corroborates it with a second data source and adds the mechanism (inventory + receivables build tied to new distributor credit terms).</w:t>
+      </w:r>
+    </w:p>
+    <w:p>
+      <w:pPr>
+        <w:pStyle w:val="ListParagraph"/>
+        <w:numPr>
+          <w:ilvl w:val="0"/>
+          <w:numId w:val="1"/>
+        </w:numPr>
+        <w:spacing w:after="60"/>
+      </w:pPr>
+      <w:r>
+        <w:t xml:space="preserve">Guidance credibility is a genuine, newly-confirmed positive (FY26 beat the 20-25% growth guide) that partially offsets the cash-quality and governance concerns, which is why conviction moves to Low-Medium rather than Low.</w:t>
       </w:r>
     </w:p>
     <w:p>
